--- a/downloads/fiches/bts_photonique_technologies_et_sciences_de_la_lumiere_fiche_evaluation.docx
+++ b/downloads/fiches/bts_photonique_technologies_et_sciences_de_la_lumiere_fiche_evaluation.docx
@@ -13,7 +13,7 @@
           <w:sz w:val="32"/>
           <w:lang w:val="fr-FR" w:eastAsia="fr-FR" w:bidi="fr-FR"/>
         </w:rPr>
-        <w:t>Fiche d'évaluation reconstituée - BTS Photonique : technologies et sciences de la lumiere</w:t>
+        <w:t>Fiche d'évaluation reconstituée - BTS Photonique : technologies et sciences de la lumière</w:t>
       </w:r>
     </w:p>
     <w:p>
@@ -26,7 +26,7 @@
           <w:sz w:val="21"/>
           <w:lang w:val="fr-FR" w:eastAsia="fr-FR" w:bidi="fr-FR"/>
         </w:rPr>
-        <w:t>Support évalué : Rapport de stage et proposition d'autoevaluation | Modalité : Mixte selon voie | Option : Optique instrumentale|Photonique</w:t>
+        <w:t>Support évalué : Rapport de stage et proposition d'autoévaluation | Modalité : Mixte selon voie | Option : Optique instrumentale|Photonique</w:t>
       </w:r>
     </w:p>
     <w:p>
@@ -94,7 +94,7 @@
               <w:rPr>
                 <w:lang w:val="fr-FR" w:eastAsia="fr-FR" w:bidi="fr-FR"/>
               </w:rPr>
-              <w:t>BTS Photonique : technologies et sciences de la lumiere</w:t>
+              <w:t>BTS Photonique : technologies et sciences de la lumière</w:t>
             </w:r>
           </w:p>
         </w:tc>
@@ -186,7 +186,7 @@
               <w:rPr>
                 <w:lang w:val="fr-FR" w:eastAsia="fr-FR" w:bidi="fr-FR"/>
               </w:rPr>
-              <w:t>CCF ou ponctuelle selon voie ; dossier support confirme</w:t>
+              <w:t>CCF ou ponctuelle selon voie ; dossier support confirmé</w:t>
             </w:r>
           </w:p>
         </w:tc>
@@ -218,7 +218,7 @@
               <w:rPr>
                 <w:lang w:val="fr-FR" w:eastAsia="fr-FR" w:bidi="fr-FR"/>
               </w:rPr>
-              <w:t>Rapport de stage et proposition d'autoevaluation</w:t>
+              <w:t>Rapport de stage et proposition d'autoévaluation</w:t>
             </w:r>
           </w:p>
         </w:tc>
@@ -248,7 +248,7 @@
               <w:rPr>
                 <w:lang w:val="fr-FR" w:eastAsia="fr-FR" w:bidi="fr-FR"/>
               </w:rPr>
-              <w:t>E5 Prototypage et industrialisation durable d'un systeme optique photonique</w:t>
+              <w:t>E5 Prototypage et industrialisation durable d'un système optique photonique</w:t>
             </w:r>
           </w:p>
         </w:tc>
@@ -703,7 +703,7 @@
               <w:rPr>
                 <w:lang w:val="fr-FR" w:eastAsia="fr-FR" w:bidi="fr-FR"/>
               </w:rPr>
-              <w:t>Qualité et cohérence du rapport de stage et de la proposition d'autoevaluation</w:t>
+              <w:t>Qualité et cohérence du rapport de stage et de la proposition d'autoévaluation</w:t>
             </w:r>
           </w:p>
         </w:tc>

--- a/downloads/fiches/bts_photonique_technologies_et_sciences_de_la_lumiere_fiche_evaluation.docx
+++ b/downloads/fiches/bts_photonique_technologies_et_sciences_de_la_lumiere_fiche_evaluation.docx
@@ -9,11 +9,8 @@
       <w:r>
         <w:rPr>
           <w:b/>
-          <w:color w:val="1F4E79"/>
-          <w:sz w:val="32"/>
-          <w:lang w:val="fr-FR" w:eastAsia="fr-FR" w:bidi="fr-FR"/>
         </w:rPr>
-        <w:t>Fiche d'évaluation reconstituée - BTS Photonique : technologies et sciences de la lumière</w:t>
+        <w:t>Fiche d'évaluation - BTS Photonique : technologies et sciences de la lumière</w:t>
       </w:r>
     </w:p>
     <w:p>
@@ -27,31 +24,6 @@
           <w:lang w:val="fr-FR" w:eastAsia="fr-FR" w:bidi="fr-FR"/>
         </w:rPr>
         <w:t>Support évalué : Rapport de stage et proposition d'autoévaluation | Modalité : Mixte selon voie | Option : Optique instrumentale|Photonique</w:t>
-      </w:r>
-    </w:p>
-    <w:p>
-      <w:pPr>
-        <w:jc w:val="center"/>
-      </w:pPr>
-      <w:r>
-        <w:rPr>
-          <w:b/>
-          <w:color w:val="4F81BD"/>
-          <w:lang w:val="fr-FR" w:eastAsia="fr-FR" w:bidi="fr-FR"/>
-        </w:rPr>
-        <w:t>Fiche reconstituée à partir de critères officiels</w:t>
-      </w:r>
-    </w:p>
-    <w:p>
-      <w:pPr>
-        <w:spacing w:after="120"/>
-      </w:pPr>
-      <w:r>
-        <w:rPr>
-          <w:i/>
-          <w:lang w:val="fr-FR" w:eastAsia="fr-FR" w:bidi="fr-FR"/>
-        </w:rPr>
-        <w:t>Cette fiche est une reconstitution de travail à partir des sources publiques repérées au 2026-05-07. Elle ne remplace pas un formulaire national opposable lorsqu'une grille officielle complète existe par ailleurs.</w:t>
       </w:r>
     </w:p>
     <w:tbl>
@@ -108,9 +80,8 @@
             <w:r>
               <w:rPr>
                 <w:b/>
-                <w:lang w:val="fr-FR" w:eastAsia="fr-FR" w:bidi="fr-FR"/>
               </w:rPr>
-              <w:t>Modalité</w:t>
+              <w:t>Modalité d'évaluation</w:t>
             </w:r>
           </w:p>
         </w:tc>
@@ -169,10 +140,8 @@
           <w:p>
             <w:r>
               <w:rPr>
-                <w:b/>
-                <w:lang w:val="fr-FR" w:eastAsia="fr-FR" w:bidi="fr-FR"/>
+                <w:b w:val="0"/>
               </w:rPr>
-              <w:t>Statut documentaire</w:t>
             </w:r>
           </w:p>
         </w:tc>
@@ -184,9 +153,8 @@
           <w:p>
             <w:r>
               <w:rPr>
-                <w:lang w:val="fr-FR" w:eastAsia="fr-FR" w:bidi="fr-FR"/>
+                <w:b w:val="0"/>
               </w:rPr>
-              <w:t>CCF ou ponctuelle selon voie ; dossier support confirmé</w:t>
             </w:r>
           </w:p>
         </w:tc>
@@ -293,10 +261,8 @@
           <w:p>
             <w:r>
               <w:rPr>
-                <w:b/>
-                <w:lang w:val="fr-FR" w:eastAsia="fr-FR" w:bidi="fr-FR"/>
+                <w:b w:val="0"/>
               </w:rPr>
-              <w:t>Niveau de reconstitution</w:t>
             </w:r>
           </w:p>
         </w:tc>
@@ -308,71 +274,8 @@
           <w:p>
             <w:r>
               <w:rPr>
-                <w:lang w:val="fr-FR" w:eastAsia="fr-FR" w:bidi="fr-FR"/>
+                <w:b w:val="0"/>
               </w:rPr>
-              <w:t>Fiche reconstituée à partir de critères officiels</w:t>
-            </w:r>
-          </w:p>
-        </w:tc>
-      </w:tr>
-      <w:tr>
-        <w:tc>
-          <w:tcPr>
-            <w:tcW w:type="dxa" w:w="1814"/>
-            <w:vAlign w:val="center"/>
-            <w:shd w:fill="D9EAF7"/>
-          </w:tcPr>
-          <w:p>
-            <w:r>
-              <w:rPr>
-                <w:b/>
-                <w:lang w:val="fr-FR" w:eastAsia="fr-FR" w:bidi="fr-FR"/>
-              </w:rPr>
-              <w:t>Sources modèle</w:t>
-            </w:r>
-          </w:p>
-        </w:tc>
-        <w:tc>
-          <w:tcPr>
-            <w:tcW w:type="dxa" w:w="4535"/>
-            <w:vAlign w:val="center"/>
-          </w:tcPr>
-          <w:p>
-            <w:r>
-              <w:rPr>
-                <w:lang w:val="fr-FR" w:eastAsia="fr-FR" w:bidi="fr-FR"/>
-              </w:rPr>
-              <w:t>Grille reconstituée à partir de la définition actuelle de l'épreuve E5 et de l'entretien tripartite adossé au rapport de stage.</w:t>
-            </w:r>
-          </w:p>
-        </w:tc>
-        <w:tc>
-          <w:tcPr>
-            <w:tcW w:type="dxa" w:w="1814"/>
-            <w:vAlign w:val="center"/>
-            <w:shd w:fill="D9EAF7"/>
-          </w:tcPr>
-          <w:p>
-            <w:r>
-              <w:rPr>
-                <w:b/>
-                <w:lang w:val="fr-FR" w:eastAsia="fr-FR" w:bidi="fr-FR"/>
-              </w:rPr>
-              <w:t>Document jury</w:t>
-            </w:r>
-          </w:p>
-        </w:tc>
-        <w:tc>
-          <w:tcPr>
-            <w:tcW w:type="dxa" w:w="6009"/>
-            <w:vAlign w:val="center"/>
-          </w:tcPr>
-          <w:p>
-            <w:r>
-              <w:rPr>
-                <w:lang w:val="fr-FR" w:eastAsia="fr-FR" w:bidi="fr-FR"/>
-              </w:rPr>
-              <w:t>https://www.education.gouv.fr/bo/15/Hebdo27/MENS1427949A.htm</w:t>
             </w:r>
           </w:p>
         </w:tc>
@@ -2339,9 +2242,8 @@
             <w:r>
               <w:rPr>
                 <w:b/>
-                <w:lang w:val="fr-FR" w:eastAsia="fr-FR" w:bidi="fr-FR"/>
               </w:rPr>
-              <w:t>Décision / note / positionnement local</w:t>
+              <w:t>Note proposée</w:t>
             </w:r>
           </w:p>
         </w:tc>
@@ -2363,15 +2265,6 @@
     <w:p>
       <w:r>
         <w:rPr>
-          <w:b/>
-          <w:lang w:val="fr-FR" w:eastAsia="fr-FR" w:bidi="fr-FR"/>
-        </w:rPr>
-        <w:t>Fondement et sources de reconstitution</w:t>
-      </w:r>
-    </w:p>
-    <w:p>
-      <w:r>
-        <w:rPr>
           <w:lang w:val="fr-FR" w:eastAsia="fr-FR" w:bidi="fr-FR"/>
         </w:rPr>
         <w:t>Référentiel officiel actuel du BTS Photonique : rapport de stage et autoévaluation mobilisés dans l'épreuve E5.</w:t>
@@ -2383,15 +2276,6 @@
           <w:lang w:val="fr-FR" w:eastAsia="fr-FR" w:bidi="fr-FR"/>
         </w:rPr>
         <w:t>Le référentiel du BTS Systèmes Photoniques (anciennement Génie Optique) indique que l'épreuve U6.1 (Rapport d'activité en entreprise) évalué les compétences mobilisées lors du stage ou de l'activité en entreprise. L'évaluation se fait sur la base d'un entretien tripartite (candidat, tuteur, enseignant) et d'une proposition d'auto-évaluation extraite du rapport de stage. Les critères sont reconstitués à partir des objectifs généraux de l'épreuve et des compétences attendues du technicien supérieur en photonique, notamment la capacité à analyser, concevoir, réaliser et contrôler des systèmes optiques, en tenant compte des contraintes de qualité, coût et sécurité.</w:t>
-      </w:r>
-    </w:p>
-    <w:p>
-      <w:r>
-        <w:rPr>
-          <w:sz w:val="17"/>
-          <w:lang w:val="fr-FR" w:eastAsia="fr-FR" w:bidi="fr-FR"/>
-        </w:rPr>
-        <w:t>Référentiel : https://enqdip.sup.adc.education.fr/bts/référentiel/BTS_Photonique.pdf</w:t>
       </w:r>
     </w:p>
     <w:p>
